--- a/report_template/template_main/ptHRR_CustomEdition_LYZL_v1.1.0.docx
+++ b/report_template/template_main/ptHRR_CustomEdition_LYZL_v1.1.0.docx
@@ -2960,6 +2960,7 @@
                 <w:sz w:val="17"/>
                 <w:szCs w:val="17"/>
               </w:rPr>
+              <w:lastRenderedPageBreak/>
               <w:t>胚系变异检测结果</w:t>
             </w:r>
           </w:p>
@@ -3130,7 +3131,6 @@
           <w:sz w:val="16"/>
           <w:szCs w:val="16"/>
         </w:rPr>
-        <w:lastRenderedPageBreak/>
         <w:t>1</w:t>
       </w:r>
       <w:r>
@@ -4868,6 +4868,7 @@
                 <w:sz w:val="17"/>
                 <w:szCs w:val="17"/>
               </w:rPr>
+              <w:lastRenderedPageBreak/>
               <w:t>{%tr endfor%}</w:t>
             </w:r>
           </w:p>
@@ -4930,7 +4931,6 @@
                 <w:sz w:val="17"/>
                 <w:szCs w:val="17"/>
               </w:rPr>
-              <w:lastRenderedPageBreak/>
               <w:t>未检测到此类变异</w:t>
             </w:r>
           </w:p>
@@ -7276,6 +7276,7 @@
                 <w:sz w:val="18"/>
                 <w:szCs w:val="18"/>
               </w:rPr>
+              <w:lastRenderedPageBreak/>
               <w:t>基因</w:t>
             </w:r>
           </w:p>
@@ -7440,16 +7441,7 @@
                 <w:sz w:val="17"/>
                 <w:szCs w:val="17"/>
               </w:rPr>
-              <w:t xml:space="preserve">var.var_germline.level_5 + var_brca.gcnv_v2.B1_gcnv_L5 + var_brca.gcnv_v2.B2_gcnv_L5 + var.var_germline.level_4+ </w:t>
-            </w:r>
-            <w:r>
-              <w:rPr>
-                <w:rFonts w:ascii="思源黑体 CN Normal" w:eastAsia="思源黑体 CN Normal" w:hAnsi="思源黑体 CN Normal"/>
-                <w:sz w:val="17"/>
-                <w:szCs w:val="17"/>
-              </w:rPr>
-              <w:lastRenderedPageBreak/>
-              <w:t>var_brca.gcnv_v2.B1_gcnv_L4 + var_brca.gcnv_v2.B2_gcnv_L4</w:t>
+              <w:t>var.var_germline.level_5 + var_brca.gcnv_v2.B1_gcnv_L5 + var_brca.gcnv_v2.B2_gcnv_L5 + var.var_germline.level_4+ var_brca.gcnv_v2.B1_gcnv_L4 + var_brca.gcnv_v2.B2_gcnv_L4</w:t>
             </w:r>
             <w:r>
               <w:rPr>
@@ -7486,7 +7478,6 @@
                 <w:sz w:val="17"/>
                 <w:szCs w:val="17"/>
               </w:rPr>
-              <w:lastRenderedPageBreak/>
               <w:t>{%</w:t>
             </w:r>
             <w:r>
@@ -8816,6 +8807,7 @@
                 <w:sz w:val="17"/>
                 <w:szCs w:val="17"/>
               </w:rPr>
+              <w:lastRenderedPageBreak/>
               <w:t>{</w:t>
             </w:r>
             <w:r>
@@ -8907,7 +8899,6 @@
                 <w:sz w:val="17"/>
                 <w:szCs w:val="17"/>
               </w:rPr>
-              <w:lastRenderedPageBreak/>
               <w:t>未检测到此类变异</w:t>
             </w:r>
           </w:p>
@@ -9057,9 +9048,9 @@
         <w:tblLook w:val="04A0" w:firstRow="1" w:lastRow="0" w:firstColumn="1" w:lastColumn="0" w:noHBand="0" w:noVBand="1"/>
       </w:tblPr>
       <w:tblGrid>
-        <w:gridCol w:w="2218"/>
-        <w:gridCol w:w="6244"/>
-        <w:gridCol w:w="1880"/>
+        <w:gridCol w:w="2261"/>
+        <w:gridCol w:w="6286"/>
+        <w:gridCol w:w="1795"/>
       </w:tblGrid>
       <w:tr>
         <w:trPr>
@@ -9940,9 +9931,9 @@
         <w:tblLook w:val="04A0" w:firstRow="1" w:lastRow="0" w:firstColumn="1" w:lastColumn="0" w:noHBand="0" w:noVBand="1"/>
       </w:tblPr>
       <w:tblGrid>
-        <w:gridCol w:w="2218"/>
-        <w:gridCol w:w="6244"/>
-        <w:gridCol w:w="1880"/>
+        <w:gridCol w:w="2261"/>
+        <w:gridCol w:w="6286"/>
+        <w:gridCol w:w="1795"/>
       </w:tblGrid>
       <w:tr>
         <w:trPr>
@@ -10323,6 +10314,7 @@
                 <w:sz w:val="17"/>
                 <w:szCs w:val="17"/>
               </w:rPr>
+              <w:lastRenderedPageBreak/>
               <w:t>{{a.transcript_primary}}</w:t>
             </w:r>
           </w:p>
@@ -10375,6 +10367,7 @@
                 <w:sz w:val="17"/>
                 <w:szCs w:val="17"/>
               </w:rPr>
+              <w:lastRenderedPageBreak/>
               <w:t>{%p if a.type==”Loss”%}</w:t>
             </w:r>
           </w:p>
@@ -10429,7 +10422,16 @@
                 <w:sz w:val="17"/>
                 <w:szCs w:val="17"/>
               </w:rPr>
-              <w:t>{%p elif a.cnv_type == “HomoDel”%}</w:t>
+              <w:t xml:space="preserve">{%p elif a.cnv_type </w:t>
+            </w:r>
+            <w:r>
+              <w:rPr>
+                <w:rFonts w:ascii="思源黑体 CN Normal" w:eastAsia="思源黑体 CN Normal" w:hAnsi="思源黑体 CN Normal"/>
+                <w:sz w:val="17"/>
+                <w:szCs w:val="17"/>
+              </w:rPr>
+              <w:lastRenderedPageBreak/>
+              <w:t>== “HomoDel”%}</w:t>
             </w:r>
           </w:p>
           <w:p>
@@ -10501,7 +10503,6 @@
                 <w:sz w:val="17"/>
                 <w:szCs w:val="17"/>
               </w:rPr>
-              <w:lastRenderedPageBreak/>
               <w:t>{%p endif%}</w:t>
             </w:r>
           </w:p>
@@ -16445,6 +16446,7 @@
           <w:sz w:val="16"/>
           <w:szCs w:val="16"/>
         </w:rPr>
+        <w:lastRenderedPageBreak/>
         <w:t>本部分仅对解读为I类-强临床意义、II类-潜在临床意义的变异进行详细解读。</w:t>
       </w:r>
     </w:p>
@@ -16493,7 +16495,6 @@
     </w:p>
     <w:p>
       <w:r>
-        <w:lastRenderedPageBreak/>
         <w:t>{%p for a in var.var_somatic.level_onco_nodrug%}</w:t>
       </w:r>
     </w:p>
@@ -17988,6 +17989,7 @@
                 <w:sz w:val="17"/>
                 <w:szCs w:val="17"/>
               </w:rPr>
+              <w:lastRenderedPageBreak/>
               <w:t>{%p endif%}</w:t>
             </w:r>
           </w:p>
@@ -18029,6 +18031,7 @@
                 <w:sz w:val="17"/>
                 <w:szCs w:val="17"/>
               </w:rPr>
+              <w:lastRenderedPageBreak/>
               <w:t>遗传风险</w:t>
             </w:r>
           </w:p>
@@ -19133,6 +19136,7 @@
                 <w:sz w:val="17"/>
                 <w:szCs w:val="17"/>
               </w:rPr>
+              <w:lastRenderedPageBreak/>
               <w:t>治疗策略</w:t>
             </w:r>
           </w:p>
@@ -19445,7 +19449,6 @@
                 <w:sz w:val="17"/>
                 <w:szCs w:val="17"/>
               </w:rPr>
-              <w:lastRenderedPageBreak/>
               <w:t>{%p endif%}</w:t>
             </w:r>
           </w:p>
@@ -19538,7 +19541,6 @@
                 <w:sz w:val="17"/>
                 <w:szCs w:val="17"/>
               </w:rPr>
-              <w:lastRenderedPageBreak/>
               <w:t>遗传风险</w:t>
             </w:r>
           </w:p>
@@ -20248,6 +20250,7 @@
           <w:rFonts w:hint="eastAsia"/>
           <w:highlight w:val="magenta"/>
         </w:rPr>
+        <w:lastRenderedPageBreak/>
         <w:t xml:space="preserve">{%p if judge_brca_cnv == </w:t>
       </w:r>
       <w:r>
@@ -20795,7 +20798,6 @@
           <w:sz w:val="16"/>
           <w:szCs w:val="16"/>
         </w:rPr>
-        <w:lastRenderedPageBreak/>
         <w:t>{</w:t>
       </w:r>
       <w:r>
@@ -21353,6 +21355,7 @@
                 <w:sz w:val="18"/>
                 <w:szCs w:val="18"/>
               </w:rPr>
+              <w:lastRenderedPageBreak/>
               <w:t>{</w:t>
             </w:r>
             <w:r>
@@ -21404,6 +21407,7 @@
                 <w:sz w:val="17"/>
                 <w:szCs w:val="17"/>
               </w:rPr>
+              <w:lastRenderedPageBreak/>
               <w:t>基因介绍</w:t>
             </w:r>
           </w:p>
@@ -25419,7 +25423,7 @@
                 <w:szCs w:val="17"/>
                 <w:lang w:bidi="ar"/>
               </w:rPr>
-              <w:t>{%if lib_quality_control and lib_quality_control.lib_dna_qc and lib_quality_control.lib_dna_qc.library_qty%}{{lib_quality_control.lib_dna_qc.library_qty|replace(“.00”,””)}}{%else%}{%endif</w:t>
+              <w:t>{%if lib_quality_control and lib_quality_control.lib_dna_qc and lib_quality_control.lib_dna_qc.library_qty%}{{lib_quality_control.lib_dna_qc.library_qty|replace(“.00”,””</w:t>
             </w:r>
             <w:r>
               <w:rPr>
@@ -25430,7 +25434,7 @@
                 <w:lang w:bidi="ar"/>
               </w:rPr>
               <w:lastRenderedPageBreak/>
-              <w:t>%}</w:t>
+              <w:t>)}}{%else%}{%endif%}</w:t>
             </w:r>
           </w:p>
         </w:tc>
@@ -25507,7 +25511,7 @@
                 <w:szCs w:val="17"/>
                 <w:lang w:bidi="ar"/>
               </w:rPr>
-              <w:t>{%if lib_quality_control and lib_quality_control.control_lib_dna_qc and lib_quality_control.control_lib_dna_qc.library_qty%}{{lib_quality_control.control_lib_dna_qc.library_qty|repla</w:t>
+              <w:t>{%if lib_quality_control and lib_quality_control.control_lib_dna_qc and lib_quality_control.control_lib_dna_qc.library_qty%}{{lib_quality_control.control_lib_dna_</w:t>
             </w:r>
             <w:r>
               <w:rPr>
@@ -25518,7 +25522,7 @@
                 <w:lang w:bidi="ar"/>
               </w:rPr>
               <w:lastRenderedPageBreak/>
-              <w:t>ce(“.00”,””)}}{%else%}{%endif%}</w:t>
+              <w:t>qc.library_qty|replace(“.00”,””)}}{%else%}{%endif%}</w:t>
             </w:r>
           </w:p>
         </w:tc>
@@ -33532,6 +33536,7 @@
                 <w:sz w:val="15"/>
                 <w:szCs w:val="15"/>
               </w:rPr>
+              <w:lastRenderedPageBreak/>
               <w:t>TP53</w:t>
             </w:r>
           </w:p>
@@ -33694,7 +33699,6 @@
                 <w:sz w:val="15"/>
                 <w:szCs w:val="15"/>
               </w:rPr>
-              <w:lastRenderedPageBreak/>
               <w:t>注：</w:t>
             </w:r>
             <w:r>
@@ -40460,6 +40464,7 @@
           <w:szCs w:val="18"/>
           <w:highlight w:val="yellow"/>
         </w:rPr>
+        <w:lastRenderedPageBreak/>
         <w:t>{%p endif%}</w:t>
       </w:r>
       <w:bookmarkEnd w:id="5"/>
@@ -41624,7 +41629,7 @@
           <w:sz w:val="18"/>
           <w:szCs w:val="18"/>
         </w:rPr>
-        <w:t>同源重组修复相关基因突变及HRD状态可以指导PARP抑制剂靶向治疗。目前，全球已有多种PARP抑制剂获批上市，如由FDA批准的奥拉帕利（Olaparib）、鲁卡帕尼（Rucaparib）、尼拉帕利（Niraparib）、他拉唑帕利（Talazoparib）以及近期由NMPA批准的氟唑帕利（Fluzoparib）和帕米帕利（Pamiparib）等，已经相继在卵巢癌、前列腺癌、乳腺癌、胰腺癌等肿瘤中获批诸多适应症，其中也包括以HRR基因突变和HRD作为生物标志物的适应症获批。HRD检测在PARP抑制剂治疗卵巢癌中具有重要的应用价值；在乳腺癌、胰腺癌、前列腺癌中，其对PARP抑制剂或含铂类 药物的临床应用可能也具有潜在的指导价值。</w:t>
+        <w:t>同源重组修复相关基因突变及HRD状态可以指导PARP抑制剂靶向治疗。目前，全球已有多种PARP抑制剂获批上市，如由FDA批准的奥拉帕利（Olaparib）、鲁卡帕尼（Rucaparib）、尼拉帕利（Niraparib）、他拉唑帕利（Talazoparib）以及近期由NMPA批准的氟唑帕利（Fluzoparib）和帕米帕利（Pamiparib）等，已经相继在卵巢癌、前列腺癌、乳腺癌、胰腺癌等肿瘤中获批诸多适应症，其中也包括以HRR基因突变和HRD作为生物标志物的适应症获批。HRD检测在PARP抑制剂治疗卵巢癌中具有重要的应用价值；在乳腺癌、胰腺癌、前列腺癌中，其对PARP抑制剂或含铂类药物的临床应用可能也具有潜在的指导价值。</w:t>
       </w:r>
     </w:p>
     <w:p>
@@ -45310,6 +45315,10 @@
 </file>
 
 <file path=customXml/item1.xml><?xml version="1.0" encoding="utf-8"?>
+<b:Sources xmlns:b="http://schemas.openxmlformats.org/officeDocument/2006/bibliography" xmlns="http://schemas.openxmlformats.org/officeDocument/2006/bibliography" SelectedStyle="\APA.XSL" StyleName="APA"/>
+</file>
+
+<file path=customXml/item2.xml><?xml version="1.0" encoding="utf-8"?>
 <s:customData xmlns="http://www.wps.cn/officeDocument/2013/wpsCustomData" xmlns:s="http://www.wps.cn/officeDocument/2013/wpsCustomData">
   <customSectProps>
     <customSectPr/>
@@ -45320,22 +45329,18 @@
 </s:customData>
 </file>
 
-<file path=customXml/item2.xml><?xml version="1.0" encoding="utf-8"?>
-<b:Sources xmlns:b="http://schemas.openxmlformats.org/officeDocument/2006/bibliography" xmlns="http://schemas.openxmlformats.org/officeDocument/2006/bibliography" SelectedStyle="\APA.XSL" StyleName="APA"/>
+<file path=customXml/itemProps1.xml><?xml version="1.0" encoding="utf-8"?>
+<ds:datastoreItem xmlns:ds="http://schemas.openxmlformats.org/officeDocument/2006/customXml" ds:itemID="{A9B40C53-BC02-498E-AD22-76DB8DB107AA}">
+  <ds:schemaRefs>
+    <ds:schemaRef ds:uri="http://schemas.openxmlformats.org/officeDocument/2006/bibliography"/>
+  </ds:schemaRefs>
+</ds:datastoreItem>
 </file>
 
-<file path=customXml/itemProps1.xml><?xml version="1.0" encoding="utf-8"?>
+<file path=customXml/itemProps2.xml><?xml version="1.0" encoding="utf-8"?>
 <ds:datastoreItem xmlns:ds="http://schemas.openxmlformats.org/officeDocument/2006/customXml" ds:itemID="{B1977F7D-205B-4081-913C-38D41E755F92}">
   <ds:schemaRefs>
     <ds:schemaRef ds:uri="http://www.wps.cn/officeDocument/2013/wpsCustomData"/>
   </ds:schemaRefs>
 </ds:datastoreItem>
-</file>
-
-<file path=customXml/itemProps2.xml><?xml version="1.0" encoding="utf-8"?>
-<ds:datastoreItem xmlns:ds="http://schemas.openxmlformats.org/officeDocument/2006/customXml" ds:itemID="{A9B40C53-BC02-498E-AD22-76DB8DB107AA}">
-  <ds:schemaRefs>
-    <ds:schemaRef ds:uri="http://schemas.openxmlformats.org/officeDocument/2006/bibliography"/>
-  </ds:schemaRefs>
-</ds:datastoreItem>
 </file>